--- a/secciones/macro/anexo/Mallplaza_Anexo_Macro_ES.docx
+++ b/secciones/macro/anexo/Mallplaza_Anexo_Macro_ES.docx
@@ -34,7 +34,7 @@
           <w:sz w:val="16"/>
           <w:szCs w:val="16"/>
         </w:rPr>
-        <w:t xml:space="preserve">Entre 2022 y 2026 la economía mundial absorbió dos shocks de oferta de origen geopolítico y un alza estructural de las tasas largas. El resultado es un entorno de presiones estanflacionarias y mayor costo de capital que llega a Chile por tres canales —inflación, tasas y consumo— y que está detrás de los dos riesgos más severos del informe (FR1 y MR1). En los gráficos, la línea punteada azul marca la fecha de valoración (30-06-2026); los datos posteriores se muestran como contexto.</w:t>
+        <w:t xml:space="preserve">Entre 2022 y 2026 la economía mundial absorbió dos shocks de oferta de origen geopolítico y un alza estructural de las tasas largas. El resultado es un entorno de presiones estanflacionarias y mayor costo de capital que llega a Chile por tres canales —inflación, tasas y consumo— y que está detrás de los dos riesgos más severos del informe (FR1 y MR1). En los gráficos, la línea punteada azul marca la fecha de valoración (30-06-2026); los datos posteriores se muestran como contexto. Las figuras cubren la transmisión del shock (Figura A1), el petróleo (Figura A2), las tasas soberanas (Figura A3), los spreads (Figura A4), el crecimiento e inflación mundial (Figura A5) y Chile (Figura A6).</w:t>
       </w:r>
     </w:p>
     <w:tbl>
@@ -2662,7 +2662,7 @@
                 <w:sz w:val="13"/>
                 <w:szCs w:val="13"/>
               </w:rPr>
-              <w:t xml:space="preserve">≈ WACC +50 pb: precio objetivo de CLP 2.076 a ~1.940 (Fig. 25)</w:t>
+              <w:t xml:space="preserve">≈ WACC +50 pb: precio objetivo de CLP 2.077 a ~1.940 (Fig. 25)</w:t>
             </w:r>
           </w:p>
         </w:tc>
